--- a/Requisitos/CSU08 - ManterEntregador.docx
+++ b/Requisitos/CSU08 - ManterEntregador.docx
@@ -511,7 +511,23 @@
                 <w:sz w:val="32"/>
                 <w:szCs w:val="32"/>
               </w:rPr>
-              <w:t>Entregador acessa “Meus Dados” (ou “Cadastrar com</w:t>
+              <w:t>Entregador acessa “</w:t>
+            </w:r>
+            <w:r>
+              <w:rPr>
+                <w:bCs/>
+                <w:sz w:val="32"/>
+                <w:szCs w:val="32"/>
+              </w:rPr>
+              <w:t>Configurações</w:t>
+            </w:r>
+            <w:r>
+              <w:rPr>
+                <w:bCs/>
+                <w:sz w:val="32"/>
+                <w:szCs w:val="32"/>
+              </w:rPr>
+              <w:t>” (ou “Cadastrar com</w:t>
             </w:r>
             <w:r>
               <w:rPr>
@@ -528,6 +544,31 @@
                 <w:szCs w:val="32"/>
               </w:rPr>
               <w:t xml:space="preserve"> Entregador”)</w:t>
+            </w:r>
+            <w:r>
+              <w:rPr>
+                <w:bCs/>
+                <w:sz w:val="32"/>
+                <w:szCs w:val="32"/>
+              </w:rPr>
+              <w:t xml:space="preserve"> (</w:t>
+            </w:r>
+            <w:r>
+              <w:rPr>
+                <w:bCs/>
+                <w:color w:val="FF0000"/>
+                <w:sz w:val="32"/>
+                <w:szCs w:val="32"/>
+              </w:rPr>
+              <w:t>Tela_014</w:t>
+            </w:r>
+            <w:r>
+              <w:rPr>
+                <w:bCs/>
+                <w:sz w:val="32"/>
+                <w:szCs w:val="32"/>
+              </w:rPr>
+              <w:t>)</w:t>
             </w:r>
             <w:r>
               <w:rPr>
@@ -590,31 +631,43 @@
                 <w:sz w:val="32"/>
                 <w:szCs w:val="32"/>
               </w:rPr>
-              <w:t>(Tela_</w:t>
-            </w:r>
-            <w:r>
-              <w:rPr>
-                <w:bCs/>
-                <w:sz w:val="32"/>
-                <w:szCs w:val="32"/>
-              </w:rPr>
-              <w:t>11</w:t>
-            </w:r>
-            <w:r>
-              <w:rPr>
-                <w:bCs/>
-                <w:sz w:val="32"/>
-                <w:szCs w:val="32"/>
-              </w:rPr>
-              <w:t>/Tela_1</w:t>
-            </w:r>
-            <w:r>
-              <w:rPr>
-                <w:bCs/>
-                <w:sz w:val="32"/>
-                <w:szCs w:val="32"/>
-              </w:rPr>
-              <w:t>2</w:t>
+              <w:t>(</w:t>
+            </w:r>
+            <w:r>
+              <w:rPr>
+                <w:bCs/>
+                <w:color w:val="FF0000"/>
+                <w:sz w:val="32"/>
+                <w:szCs w:val="32"/>
+              </w:rPr>
+              <w:t>Tela_</w:t>
+            </w:r>
+            <w:r>
+              <w:rPr>
+                <w:bCs/>
+                <w:color w:val="FF0000"/>
+                <w:sz w:val="32"/>
+                <w:szCs w:val="32"/>
+              </w:rPr>
+              <w:t>004</w:t>
+            </w:r>
+            <w:r>
+              <w:rPr>
+                <w:bCs/>
+                <w:color w:val="FF0000"/>
+                <w:sz w:val="32"/>
+                <w:szCs w:val="32"/>
+              </w:rPr>
+              <w:t>/Tela_</w:t>
+            </w:r>
+            <w:r>
+              <w:rPr>
+                <w:bCs/>
+                <w:color w:val="FF0000"/>
+                <w:sz w:val="32"/>
+                <w:szCs w:val="32"/>
+              </w:rPr>
+              <w:t>005</w:t>
             </w:r>
             <w:r>
               <w:rPr>
@@ -678,42 +731,7 @@
                 <w:sz w:val="32"/>
                 <w:szCs w:val="32"/>
               </w:rPr>
-              <w:t>Tela_</w:t>
-            </w:r>
-            <w:r>
-              <w:rPr>
-                <w:bCs/>
-                <w:color w:val="FF0000"/>
-                <w:sz w:val="32"/>
-                <w:szCs w:val="32"/>
-              </w:rPr>
-              <w:t>11</w:t>
-            </w:r>
-            <w:r>
-              <w:rPr>
-                <w:bCs/>
-                <w:sz w:val="32"/>
-                <w:szCs w:val="32"/>
-              </w:rPr>
-              <w:t>/</w:t>
-            </w:r>
-            <w:r>
-              <w:rPr>
-                <w:bCs/>
-                <w:color w:val="FF0000"/>
-                <w:sz w:val="32"/>
-                <w:szCs w:val="32"/>
-              </w:rPr>
-              <w:t>Tela_1</w:t>
-            </w:r>
-            <w:r>
-              <w:rPr>
-                <w:bCs/>
-                <w:color w:val="FF0000"/>
-                <w:sz w:val="32"/>
-                <w:szCs w:val="32"/>
-              </w:rPr>
-              <w:t>2</w:t>
+              <w:t>Tela_004/Tela_005</w:t>
             </w:r>
             <w:r>
               <w:rPr>
@@ -752,7 +770,25 @@
                 <w:sz w:val="32"/>
                 <w:szCs w:val="32"/>
               </w:rPr>
-              <w:t>Sistema salva e envia para ValidarCadastro.</w:t>
+              <w:t xml:space="preserve">Sistema salva e envia para </w:t>
+            </w:r>
+            <w:proofErr w:type="spellStart"/>
+            <w:r>
+              <w:rPr>
+                <w:bCs/>
+                <w:sz w:val="32"/>
+                <w:szCs w:val="32"/>
+              </w:rPr>
+              <w:t>ValidarCadastro</w:t>
+            </w:r>
+            <w:proofErr w:type="spellEnd"/>
+            <w:r>
+              <w:rPr>
+                <w:bCs/>
+                <w:sz w:val="32"/>
+                <w:szCs w:val="32"/>
+              </w:rPr>
+              <w:t>.</w:t>
             </w:r>
           </w:p>
         </w:tc>
@@ -1044,8 +1080,13 @@
               <w:jc w:val="center"/>
             </w:pPr>
             <w:r>
-              <w:t>Marcos Dósea</w:t>
-            </w:r>
+              <w:t xml:space="preserve">Marcos </w:t>
+            </w:r>
+            <w:proofErr w:type="spellStart"/>
+            <w:r>
+              <w:t>Dósea</w:t>
+            </w:r>
+            <w:proofErr w:type="spellEnd"/>
           </w:p>
         </w:tc>
         <w:tc>
@@ -1106,8 +1147,13 @@
               <w:jc w:val="center"/>
             </w:pPr>
             <w:r>
-              <w:t>Marcos Dósea</w:t>
-            </w:r>
+              <w:t xml:space="preserve">Marcos </w:t>
+            </w:r>
+            <w:proofErr w:type="spellStart"/>
+            <w:r>
+              <w:t>Dósea</w:t>
+            </w:r>
+            <w:proofErr w:type="spellEnd"/>
           </w:p>
         </w:tc>
         <w:tc>
@@ -1168,8 +1214,13 @@
               <w:jc w:val="center"/>
             </w:pPr>
             <w:r>
-              <w:t>Marcos Dósea</w:t>
-            </w:r>
+              <w:t xml:space="preserve">Marcos </w:t>
+            </w:r>
+            <w:proofErr w:type="spellStart"/>
+            <w:r>
+              <w:t>Dósea</w:t>
+            </w:r>
+            <w:proofErr w:type="spellEnd"/>
           </w:p>
         </w:tc>
         <w:tc>
@@ -1230,8 +1281,13 @@
               <w:jc w:val="center"/>
             </w:pPr>
             <w:r>
-              <w:t>Marcos Dósea</w:t>
-            </w:r>
+              <w:t xml:space="preserve">Marcos </w:t>
+            </w:r>
+            <w:proofErr w:type="spellStart"/>
+            <w:r>
+              <w:t>Dósea</w:t>
+            </w:r>
+            <w:proofErr w:type="spellEnd"/>
           </w:p>
         </w:tc>
         <w:tc>
@@ -2198,6 +2254,7 @@
   <w:style w:type="character" w:default="1" w:styleId="Fontepargpadro">
     <w:name w:val="Default Paragraph Font"/>
     <w:uiPriority w:val="1"/>
+    <w:semiHidden/>
     <w:unhideWhenUsed/>
   </w:style>
   <w:style w:type="table" w:default="1" w:styleId="Tabelanormal">
